--- a/docs/abnt-docx/decisoes-tecnicas-abnt.docx
+++ b/docs/abnt-docx/decisoes-tecnicas-abnt.docx
@@ -229,7 +229,7 @@
           <w:rFonts w:ascii="Times New Roman" w:hAnsi="Times New Roman"/>
           <w:sz w:val="20"/>
         </w:rPr>
-        <w:t>Professor: Bruno Baruffi.</w:t>
+        <w:t>Professor: Bruno Baruffi Esteves.</w:t>
       </w:r>
     </w:p>
     <w:p/>

--- a/docs/abnt-docx/decisoes-tecnicas-abnt.docx
+++ b/docs/abnt-docx/decisoes-tecnicas-abnt.docx
@@ -213,6 +213,7 @@
       <w:r>
         <w:rPr>
           <w:rFonts w:ascii="Times New Roman" w:hAnsi="Times New Roman"/>
+          <w:b w:val="0"/>
           <w:sz w:val="20"/>
         </w:rPr>
         <w:t>Trabalho acadêmico apresentado à disciplina Trabalho de Graduação 1 do curso de Análise e Desenvolvimento de Sistemas da FATEC PG, como parte das atividades de desenvolvimento e documentação do projeto MedAgenda.</w:t>
@@ -227,6 +228,7 @@
       <w:r>
         <w:rPr>
           <w:rFonts w:ascii="Times New Roman" w:hAnsi="Times New Roman"/>
+          <w:b w:val="0"/>
           <w:sz w:val="20"/>
         </w:rPr>
         <w:t>Professor: Bruno Baruffi Esteves.</w:t>
@@ -274,6 +276,107 @@
     </w:p>
     <w:p>
       <w:pPr>
+        <w:spacing w:line="360" w:lineRule="auto" w:after="0"/>
+        <w:jc w:val="center"/>
+      </w:pPr>
+      <w:r>
+        <w:rPr>
+          <w:rFonts w:ascii="Times New Roman" w:hAnsi="Times New Roman"/>
+          <w:b/>
+          <w:sz w:val="24"/>
+        </w:rPr>
+        <w:t>RESUMO</w:t>
+      </w:r>
+    </w:p>
+    <w:p/>
+    <w:p>
+      <w:pPr>
+        <w:spacing w:line="360" w:lineRule="auto" w:after="0"/>
+        <w:ind w:firstLine="709"/>
+        <w:jc w:val="both"/>
+      </w:pPr>
+      <w:r>
+        <w:rPr>
+          <w:rFonts w:ascii="Times New Roman" w:hAnsi="Times New Roman"/>
+          <w:b w:val="0"/>
+          <w:sz w:val="24"/>
+        </w:rPr>
+        <w:t>Este documento registra as principais decisões técnicas adotadas no projeto MedAgenda, justificando escolhas relacionadas a tecnologias, arquitetura, segurança e estratégia de evolução.</w:t>
+      </w:r>
+    </w:p>
+    <w:p/>
+    <w:p>
+      <w:pPr>
+        <w:spacing w:line="360" w:lineRule="auto"/>
+        <w:jc w:val="both"/>
+      </w:pPr>
+      <w:r>
+        <w:rPr>
+          <w:rFonts w:ascii="Times New Roman" w:hAnsi="Times New Roman"/>
+          <w:b w:val="0"/>
+          <w:sz w:val="24"/>
+        </w:rPr>
+        <w:t>Palavras-chave: MedAgenda. Agenda médica. Pacientes. Sistema web. Requisitos.</w:t>
+      </w:r>
+    </w:p>
+    <w:p>
+      <w:r>
+        <w:br w:type="page"/>
+      </w:r>
+    </w:p>
+    <w:p>
+      <w:pPr>
+        <w:spacing w:line="360" w:lineRule="auto" w:after="0"/>
+        <w:jc w:val="center"/>
+      </w:pPr>
+      <w:r>
+        <w:rPr>
+          <w:rFonts w:ascii="Times New Roman" w:hAnsi="Times New Roman"/>
+          <w:b/>
+          <w:sz w:val="24"/>
+        </w:rPr>
+        <w:t>ABSTRACT</w:t>
+      </w:r>
+    </w:p>
+    <w:p/>
+    <w:p>
+      <w:pPr>
+        <w:spacing w:line="360" w:lineRule="auto" w:after="0"/>
+        <w:ind w:firstLine="709"/>
+        <w:jc w:val="both"/>
+      </w:pPr>
+      <w:r>
+        <w:rPr>
+          <w:rFonts w:ascii="Times New Roman" w:hAnsi="Times New Roman"/>
+          <w:b w:val="0"/>
+          <w:sz w:val="24"/>
+        </w:rPr>
+        <w:t>This document records as principais decisões técnicas adotadas no projeto MedAgenda, justificando escolhas relacionadas a tecnologias, arquitetura, segurança e estratégia de evolução.</w:t>
+      </w:r>
+    </w:p>
+    <w:p/>
+    <w:p>
+      <w:pPr>
+        <w:spacing w:line="360" w:lineRule="auto"/>
+        <w:jc w:val="both"/>
+      </w:pPr>
+      <w:r>
+        <w:rPr>
+          <w:rFonts w:ascii="Times New Roman" w:hAnsi="Times New Roman"/>
+          <w:b w:val="0"/>
+          <w:sz w:val="24"/>
+        </w:rPr>
+        <w:t>Keywords: MedAgenda. Medical schedule. Patients. Web system. Requirements.</w:t>
+      </w:r>
+    </w:p>
+    <w:p>
+      <w:r>
+        <w:br w:type="page"/>
+      </w:r>
+    </w:p>
+    <w:p>
+      <w:pPr>
+        <w:spacing w:line="360" w:lineRule="auto" w:after="0"/>
         <w:jc w:val="center"/>
       </w:pPr>
       <w:r>
@@ -287,146 +390,12 @@
     </w:p>
     <w:p/>
     <w:p>
-      <w:pPr>
-        <w:spacing w:line="360" w:lineRule="auto"/>
-        <w:ind w:left="425"/>
-      </w:pPr>
       <w:r>
-        <w:rPr>
-          <w:rFonts w:ascii="Times New Roman" w:hAnsi="Times New Roman"/>
-          <w:sz w:val="24"/>
-        </w:rPr>
-        <w:t>1. Objetivo</w:t>
-      </w:r>
-    </w:p>
-    <w:p>
-      <w:pPr>
-        <w:spacing w:line="360" w:lineRule="auto"/>
-        <w:ind w:left="425"/>
-      </w:pPr>
-      <w:r>
-        <w:rPr>
-          <w:rFonts w:ascii="Times New Roman" w:hAnsi="Times New Roman"/>
-          <w:sz w:val="24"/>
-        </w:rPr>
-        <w:t>2. Frontend com React e Vite</w:t>
-      </w:r>
-    </w:p>
-    <w:p>
-      <w:pPr>
-        <w:spacing w:line="360" w:lineRule="auto"/>
-        <w:ind w:left="425"/>
-      </w:pPr>
-      <w:r>
-        <w:rPr>
-          <w:rFonts w:ascii="Times New Roman" w:hAnsi="Times New Roman"/>
-          <w:sz w:val="24"/>
-        </w:rPr>
-        <w:t>3. CSS puro em vez de framework visual pesado</w:t>
-      </w:r>
-    </w:p>
-    <w:p>
-      <w:pPr>
-        <w:spacing w:line="360" w:lineRule="auto"/>
-        <w:ind w:left="425"/>
-      </w:pPr>
-      <w:r>
-        <w:rPr>
-          <w:rFonts w:ascii="Times New Roman" w:hAnsi="Times New Roman"/>
-          <w:sz w:val="24"/>
-        </w:rPr>
-        <w:t>4. Backend com Spring Boot</w:t>
-      </w:r>
-    </w:p>
-    <w:p>
-      <w:pPr>
-        <w:spacing w:line="360" w:lineRule="auto"/>
-        <w:ind w:left="425"/>
-      </w:pPr>
-      <w:r>
-        <w:rPr>
-          <w:rFonts w:ascii="Times New Roman" w:hAnsi="Times New Roman"/>
-          <w:sz w:val="24"/>
-        </w:rPr>
-        <w:t>5. Banco PostgreSQL</w:t>
-      </w:r>
-    </w:p>
-    <w:p>
-      <w:pPr>
-        <w:spacing w:line="360" w:lineRule="auto"/>
-        <w:ind w:left="425"/>
-      </w:pPr>
-      <w:r>
-        <w:rPr>
-          <w:rFonts w:ascii="Times New Roman" w:hAnsi="Times New Roman"/>
-          <w:sz w:val="24"/>
-        </w:rPr>
-        <w:t>6. Docker Compose para banco local</w:t>
-      </w:r>
-    </w:p>
-    <w:p>
-      <w:pPr>
-        <w:spacing w:line="360" w:lineRule="auto"/>
-        <w:ind w:left="425"/>
-      </w:pPr>
-      <w:r>
-        <w:rPr>
-          <w:rFonts w:ascii="Times New Roman" w:hAnsi="Times New Roman"/>
-          <w:sz w:val="24"/>
-        </w:rPr>
-        <w:t>7. Maven Wrapper</w:t>
-      </w:r>
-    </w:p>
-    <w:p>
-      <w:pPr>
-        <w:spacing w:line="360" w:lineRule="auto"/>
-        <w:ind w:left="425"/>
-      </w:pPr>
-      <w:r>
-        <w:rPr>
-          <w:rFonts w:ascii="Times New Roman" w:hAnsi="Times New Roman"/>
-          <w:sz w:val="24"/>
-        </w:rPr>
-        <w:t>8. JWT para autenticação</w:t>
-      </w:r>
-    </w:p>
-    <w:p>
-      <w:pPr>
-        <w:spacing w:line="360" w:lineRule="auto"/>
-        <w:ind w:left="425"/>
-      </w:pPr>
-      <w:r>
-        <w:rPr>
-          <w:rFonts w:ascii="Times New Roman" w:hAnsi="Times New Roman"/>
-          <w:sz w:val="24"/>
-        </w:rPr>
-        <w:t>9. Validações no frontend e backend</w:t>
-      </w:r>
-    </w:p>
-    <w:p>
-      <w:pPr>
-        <w:spacing w:line="360" w:lineRule="auto"/>
-        <w:ind w:left="425"/>
-      </w:pPr>
-      <w:r>
-        <w:rPr>
-          <w:rFonts w:ascii="Times New Roman" w:hAnsi="Times New Roman"/>
-          <w:sz w:val="24"/>
-        </w:rPr>
-        <w:t>10. Protótipo visual com dados mockados</w:t>
-      </w:r>
-    </w:p>
-    <w:p>
-      <w:pPr>
-        <w:spacing w:line="360" w:lineRule="auto"/>
-        <w:ind w:left="425"/>
-      </w:pPr>
-      <w:r>
-        <w:rPr>
-          <w:rFonts w:ascii="Times New Roman" w:hAnsi="Times New Roman"/>
-          <w:sz w:val="24"/>
-        </w:rPr>
-        <w:t>11. Integração gradual</w:t>
+        <w:fldChar w:fldCharType="begin"/>
+        <w:instrText xml:space="preserve">TOC \o "1-3" \h \z \u</w:instrText>
+        <w:fldChar w:fldCharType="separate"/>
+        <w:t>Clique com o botão direito e selecione "Atualizar campo" para gerar o sumário.</w:t>
+        <w:fldChar w:fldCharType="end"/>
       </w:r>
     </w:p>
     <w:p>
@@ -436,7 +405,18 @@
     </w:p>
     <w:p>
       <w:pPr>
-        <w:spacing w:before="240" w:after="120" w:line="360" w:lineRule="auto"/>
+        <w:sectPr>
+          <w:headerReference w:type="default" r:id="rId9"/>
+          <w:pgSz w:w="12240" w:h="15840"/>
+          <w:pgMar w:top="1701" w:right="1134" w:bottom="1134" w:left="1701" w:header="720" w:footer="720" w:gutter="0"/>
+          <w:cols w:space="720"/>
+          <w:docGrid w:linePitch="360"/>
+        </w:sectPr>
+      </w:pPr>
+    </w:p>
+    <w:p>
+      <w:pPr>
+        <w:pStyle w:val="Heading1"/>
         <w:jc w:val="left"/>
       </w:pPr>
       <w:r>
@@ -445,21 +425,7 @@
           <w:b/>
           <w:sz w:val="24"/>
         </w:rPr>
-        <w:t>DECISÕES TÉCNICAS - MEDAGENDA</w:t>
-      </w:r>
-    </w:p>
-    <w:p>
-      <w:pPr>
-        <w:spacing w:before="240" w:after="120" w:line="360" w:lineRule="auto"/>
-        <w:jc w:val="left"/>
-      </w:pPr>
-      <w:r>
-        <w:rPr>
-          <w:rFonts w:ascii="Times New Roman" w:hAnsi="Times New Roman"/>
-          <w:b/>
-          <w:sz w:val="24"/>
-        </w:rPr>
-        <w:t>1. OBJETIVO</w:t>
+        <w:t>1 OBJETIVO</w:t>
       </w:r>
     </w:p>
     <w:p>
@@ -471,6 +437,7 @@
       <w:r>
         <w:rPr>
           <w:rFonts w:ascii="Times New Roman" w:hAnsi="Times New Roman"/>
+          <w:b w:val="0"/>
           <w:sz w:val="24"/>
         </w:rPr>
         <w:t>Registrar decisões tomadas durante o desenvolvimento do MedAgenda e suas</w:t>
@@ -485,6 +452,7 @@
       <w:r>
         <w:rPr>
           <w:rFonts w:ascii="Times New Roman" w:hAnsi="Times New Roman"/>
+          <w:b w:val="0"/>
           <w:sz w:val="24"/>
         </w:rPr>
         <w:t>justificativas. Esse documento ajuda a comprovar que o projeto possui critérios</w:t>
@@ -499,6 +467,7 @@
       <w:r>
         <w:rPr>
           <w:rFonts w:ascii="Times New Roman" w:hAnsi="Times New Roman"/>
+          <w:b w:val="0"/>
           <w:sz w:val="24"/>
         </w:rPr>
         <w:t>técnicos e não foi construído de forma aleatória.</w:t>
@@ -506,7 +475,7 @@
     </w:p>
     <w:p>
       <w:pPr>
-        <w:spacing w:before="240" w:after="120" w:line="360" w:lineRule="auto"/>
+        <w:pStyle w:val="Heading1"/>
         <w:jc w:val="left"/>
       </w:pPr>
       <w:r>
@@ -515,7 +484,7 @@
           <w:b/>
           <w:sz w:val="24"/>
         </w:rPr>
-        <w:t>2. FRONTEND COM REACT E VITE</w:t>
+        <w:t>2 FRONTEND COM REACT E VITE</w:t>
       </w:r>
     </w:p>
     <w:p>
@@ -527,6 +496,7 @@
       <w:r>
         <w:rPr>
           <w:rFonts w:ascii="Times New Roman" w:hAnsi="Times New Roman"/>
+          <w:b w:val="0"/>
           <w:sz w:val="24"/>
         </w:rPr>
         <w:t>React foi escolhido por permitir criação de interfaces componentizadas e por ser</w:t>
@@ -541,6 +511,7 @@
       <w:r>
         <w:rPr>
           <w:rFonts w:ascii="Times New Roman" w:hAnsi="Times New Roman"/>
+          <w:b w:val="0"/>
           <w:sz w:val="24"/>
         </w:rPr>
         <w:t>amplamente usado no mercado. Vite foi escolhido por oferecer um ambiente de</w:t>
@@ -555,6 +526,7 @@
       <w:r>
         <w:rPr>
           <w:rFonts w:ascii="Times New Roman" w:hAnsi="Times New Roman"/>
+          <w:b w:val="0"/>
           <w:sz w:val="24"/>
         </w:rPr>
         <w:t>desenvolvimento simples, rápido e adequado para projetos acadêmicos.</w:t>
@@ -562,7 +534,7 @@
     </w:p>
     <w:p>
       <w:pPr>
-        <w:spacing w:before="240" w:after="120" w:line="360" w:lineRule="auto"/>
+        <w:pStyle w:val="Heading1"/>
         <w:jc w:val="left"/>
       </w:pPr>
       <w:r>
@@ -571,7 +543,7 @@
           <w:b/>
           <w:sz w:val="24"/>
         </w:rPr>
-        <w:t>3. CSS PURO EM VEZ DE FRAMEWORK VISUAL PESADO</w:t>
+        <w:t>3 CSS PURO EM VEZ DE FRAMEWORK VISUAL PESADO</w:t>
       </w:r>
     </w:p>
     <w:p>
@@ -583,6 +555,7 @@
       <w:r>
         <w:rPr>
           <w:rFonts w:ascii="Times New Roman" w:hAnsi="Times New Roman"/>
+          <w:b w:val="0"/>
           <w:sz w:val="24"/>
         </w:rPr>
         <w:t>A interface usa CSS puro para manter o projeto mais compreensível e evitar</w:t>
@@ -597,6 +570,7 @@
       <w:r>
         <w:rPr>
           <w:rFonts w:ascii="Times New Roman" w:hAnsi="Times New Roman"/>
+          <w:b w:val="0"/>
           <w:sz w:val="24"/>
         </w:rPr>
         <w:t>dependência excessiva de bibliotecas visuais. Isso facilita explicar o design e</w:t>
@@ -611,6 +585,7 @@
       <w:r>
         <w:rPr>
           <w:rFonts w:ascii="Times New Roman" w:hAnsi="Times New Roman"/>
+          <w:b w:val="0"/>
           <w:sz w:val="24"/>
         </w:rPr>
         <w:t>ajustar a identidade visual.</w:t>
@@ -618,7 +593,7 @@
     </w:p>
     <w:p>
       <w:pPr>
-        <w:spacing w:before="240" w:after="120" w:line="360" w:lineRule="auto"/>
+        <w:pStyle w:val="Heading1"/>
         <w:jc w:val="left"/>
       </w:pPr>
       <w:r>
@@ -627,7 +602,7 @@
           <w:b/>
           <w:sz w:val="24"/>
         </w:rPr>
-        <w:t>4. BACKEND COM SPRING BOOT</w:t>
+        <w:t>4 BACKEND COM SPRING BOOT</w:t>
       </w:r>
     </w:p>
     <w:p>
@@ -639,6 +614,7 @@
       <w:r>
         <w:rPr>
           <w:rFonts w:ascii="Times New Roman" w:hAnsi="Times New Roman"/>
+          <w:b w:val="0"/>
           <w:sz w:val="24"/>
         </w:rPr>
         <w:t>Spring Boot foi escolhido por simplificar a criação de APIs REST em Java,</w:t>
@@ -653,6 +629,7 @@
       <w:r>
         <w:rPr>
           <w:rFonts w:ascii="Times New Roman" w:hAnsi="Times New Roman"/>
+          <w:b w:val="0"/>
           <w:sz w:val="24"/>
         </w:rPr>
         <w:t>oferecendo integração com validação, segurança, banco de dados e configuração por</w:t>
@@ -667,6 +644,7 @@
       <w:r>
         <w:rPr>
           <w:rFonts w:ascii="Times New Roman" w:hAnsi="Times New Roman"/>
+          <w:b w:val="0"/>
           <w:sz w:val="24"/>
         </w:rPr>
         <w:t>perfis.</w:t>
@@ -674,7 +652,7 @@
     </w:p>
     <w:p>
       <w:pPr>
-        <w:spacing w:before="240" w:after="120" w:line="360" w:lineRule="auto"/>
+        <w:pStyle w:val="Heading1"/>
         <w:jc w:val="left"/>
       </w:pPr>
       <w:r>
@@ -683,7 +661,7 @@
           <w:b/>
           <w:sz w:val="24"/>
         </w:rPr>
-        <w:t>5. BANCO POSTGRESQL</w:t>
+        <w:t>5 BANCO POSTGRESQL</w:t>
       </w:r>
     </w:p>
     <w:p>
@@ -695,6 +673,7 @@
       <w:r>
         <w:rPr>
           <w:rFonts w:ascii="Times New Roman" w:hAnsi="Times New Roman"/>
+          <w:b w:val="0"/>
           <w:sz w:val="24"/>
         </w:rPr>
         <w:t>PostgreSQL foi escolhido por ser um banco relacional robusto, gratuito e muito</w:t>
@@ -709,6 +688,7 @@
       <w:r>
         <w:rPr>
           <w:rFonts w:ascii="Times New Roman" w:hAnsi="Times New Roman"/>
+          <w:b w:val="0"/>
           <w:sz w:val="24"/>
         </w:rPr>
         <w:t>usado em aplicações reais. O domínio do projeto possui entidades relacionais,</w:t>
@@ -723,6 +703,7 @@
       <w:r>
         <w:rPr>
           <w:rFonts w:ascii="Times New Roman" w:hAnsi="Times New Roman"/>
+          <w:b w:val="0"/>
           <w:sz w:val="24"/>
         </w:rPr>
         <w:t>como pacientes, profissionais e consultas, o que torna um banco relacional uma</w:t>
@@ -737,6 +718,7 @@
       <w:r>
         <w:rPr>
           <w:rFonts w:ascii="Times New Roman" w:hAnsi="Times New Roman"/>
+          <w:b w:val="0"/>
           <w:sz w:val="24"/>
         </w:rPr>
         <w:t>boa escolha.</w:t>
@@ -744,7 +726,7 @@
     </w:p>
     <w:p>
       <w:pPr>
-        <w:spacing w:before="240" w:after="120" w:line="360" w:lineRule="auto"/>
+        <w:pStyle w:val="Heading1"/>
         <w:jc w:val="left"/>
       </w:pPr>
       <w:r>
@@ -753,7 +735,7 @@
           <w:b/>
           <w:sz w:val="24"/>
         </w:rPr>
-        <w:t>6. DOCKER COMPOSE PARA BANCO LOCAL</w:t>
+        <w:t>6 DOCKER COMPOSE PARA BANCO LOCAL</w:t>
       </w:r>
     </w:p>
     <w:p>
@@ -765,6 +747,7 @@
       <w:r>
         <w:rPr>
           <w:rFonts w:ascii="Times New Roman" w:hAnsi="Times New Roman"/>
+          <w:b w:val="0"/>
           <w:sz w:val="24"/>
         </w:rPr>
         <w:t>Docker Compose foi adicionado para padronizar o ambiente local do PostgreSQL.</w:t>
@@ -779,6 +762,7 @@
       <w:r>
         <w:rPr>
           <w:rFonts w:ascii="Times New Roman" w:hAnsi="Times New Roman"/>
+          <w:b w:val="0"/>
           <w:sz w:val="24"/>
         </w:rPr>
         <w:t>Assim, o banco pode ser iniciado com um comando e manter o mesmo usuário, senha e</w:t>
@@ -793,6 +777,7 @@
       <w:r>
         <w:rPr>
           <w:rFonts w:ascii="Times New Roman" w:hAnsi="Times New Roman"/>
+          <w:b w:val="0"/>
           <w:sz w:val="24"/>
         </w:rPr>
         <w:t>nome de banco em diferentes máquinas.</w:t>
@@ -800,7 +785,7 @@
     </w:p>
     <w:p>
       <w:pPr>
-        <w:spacing w:before="240" w:after="120" w:line="360" w:lineRule="auto"/>
+        <w:pStyle w:val="Heading1"/>
         <w:jc w:val="left"/>
       </w:pPr>
       <w:r>
@@ -809,7 +794,7 @@
           <w:b/>
           <w:sz w:val="24"/>
         </w:rPr>
-        <w:t>7. MAVEN WRAPPER</w:t>
+        <w:t>7 MAVEN WRAPPER</w:t>
       </w:r>
     </w:p>
     <w:p>
@@ -821,6 +806,7 @@
       <w:r>
         <w:rPr>
           <w:rFonts w:ascii="Times New Roman" w:hAnsi="Times New Roman"/>
+          <w:b w:val="0"/>
           <w:sz w:val="24"/>
         </w:rPr>
         <w:t>Maven Wrapper foi adicionado para evitar que o usuário precise instalar Maven</w:t>
@@ -835,6 +821,7 @@
       <w:r>
         <w:rPr>
           <w:rFonts w:ascii="Times New Roman" w:hAnsi="Times New Roman"/>
+          <w:b w:val="0"/>
           <w:sz w:val="24"/>
         </w:rPr>
         <w:t>manualmente. No Windows, o backend pode ser executado com mvnw.cmd, desde que o</w:t>
@@ -849,6 +836,7 @@
       <w:r>
         <w:rPr>
           <w:rFonts w:ascii="Times New Roman" w:hAnsi="Times New Roman"/>
+          <w:b w:val="0"/>
           <w:sz w:val="24"/>
         </w:rPr>
         <w:t>Java esteja instalado.</w:t>
@@ -856,7 +844,7 @@
     </w:p>
     <w:p>
       <w:pPr>
-        <w:spacing w:before="240" w:after="120" w:line="360" w:lineRule="auto"/>
+        <w:pStyle w:val="Heading1"/>
         <w:jc w:val="left"/>
       </w:pPr>
       <w:r>
@@ -865,7 +853,7 @@
           <w:b/>
           <w:sz w:val="24"/>
         </w:rPr>
-        <w:t>8. JWT PARA AUTENTICAÇÃO</w:t>
+        <w:t>8 JWT PARA AUTENTICAÇÃO</w:t>
       </w:r>
     </w:p>
     <w:p>
@@ -877,6 +865,7 @@
       <w:r>
         <w:rPr>
           <w:rFonts w:ascii="Times New Roman" w:hAnsi="Times New Roman"/>
+          <w:b w:val="0"/>
           <w:sz w:val="24"/>
         </w:rPr>
         <w:t>JWT foi escolhido por permitir autenticação stateless. O backend gera um token no</w:t>
@@ -891,6 +880,7 @@
       <w:r>
         <w:rPr>
           <w:rFonts w:ascii="Times New Roman" w:hAnsi="Times New Roman"/>
+          <w:b w:val="0"/>
           <w:sz w:val="24"/>
         </w:rPr>
         <w:t>login e o frontend envia esse token nas requisições protegidas.</w:t>
@@ -898,7 +888,7 @@
     </w:p>
     <w:p>
       <w:pPr>
-        <w:spacing w:before="240" w:after="120" w:line="360" w:lineRule="auto"/>
+        <w:pStyle w:val="Heading1"/>
         <w:jc w:val="left"/>
       </w:pPr>
       <w:r>
@@ -907,7 +897,7 @@
           <w:b/>
           <w:sz w:val="24"/>
         </w:rPr>
-        <w:t>9. VALIDAÇÕES NO FRONTEND E BACKEND</w:t>
+        <w:t>9 VALIDAÇÕES NO FRONTEND E BACKEND</w:t>
       </w:r>
     </w:p>
     <w:p>
@@ -919,6 +909,7 @@
       <w:r>
         <w:rPr>
           <w:rFonts w:ascii="Times New Roman" w:hAnsi="Times New Roman"/>
+          <w:b w:val="0"/>
           <w:sz w:val="24"/>
         </w:rPr>
         <w:t>Algumas regras, como CPF válido e data de nascimento não futura, foram</w:t>
@@ -933,6 +924,7 @@
       <w:r>
         <w:rPr>
           <w:rFonts w:ascii="Times New Roman" w:hAnsi="Times New Roman"/>
+          <w:b w:val="0"/>
           <w:sz w:val="24"/>
         </w:rPr>
         <w:t>implementadas tanto no frontend quanto no backend.</w:t>
@@ -947,6 +939,7 @@
       <w:r>
         <w:rPr>
           <w:rFonts w:ascii="Times New Roman" w:hAnsi="Times New Roman"/>
+          <w:b w:val="0"/>
           <w:sz w:val="24"/>
         </w:rPr>
         <w:t>Motivo:</w:t>
@@ -960,6 +953,7 @@
       <w:r>
         <w:rPr>
           <w:rFonts w:ascii="Times New Roman" w:hAnsi="Times New Roman"/>
+          <w:b w:val="0"/>
           <w:sz w:val="24"/>
         </w:rPr>
         <w:t>no frontend, a validação melhora a experiência do usuário;</w:t>
@@ -973,6 +967,7 @@
       <w:r>
         <w:rPr>
           <w:rFonts w:ascii="Times New Roman" w:hAnsi="Times New Roman"/>
+          <w:b w:val="0"/>
           <w:sz w:val="24"/>
         </w:rPr>
         <w:t>no backend, a validação garante a integridade dos dados mesmo se a API for</w:t>
@@ -987,6 +982,7 @@
       <w:r>
         <w:rPr>
           <w:rFonts w:ascii="Times New Roman" w:hAnsi="Times New Roman"/>
+          <w:b w:val="0"/>
           <w:sz w:val="24"/>
         </w:rPr>
         <w:t>chamada por outro cliente.</w:t>
@@ -994,7 +990,7 @@
     </w:p>
     <w:p>
       <w:pPr>
-        <w:spacing w:before="240" w:after="120" w:line="360" w:lineRule="auto"/>
+        <w:pStyle w:val="Heading1"/>
         <w:jc w:val="left"/>
       </w:pPr>
       <w:r>
@@ -1003,7 +999,7 @@
           <w:b/>
           <w:sz w:val="24"/>
         </w:rPr>
-        <w:t>10. PROTÓTIPO VISUAL COM DADOS MOCKADOS</w:t>
+        <w:t>10 PROTÓTIPO VISUAL COM DADOS MOCKADOS</w:t>
       </w:r>
     </w:p>
     <w:p>
@@ -1015,6 +1011,7 @@
       <w:r>
         <w:rPr>
           <w:rFonts w:ascii="Times New Roman" w:hAnsi="Times New Roman"/>
+          <w:b w:val="0"/>
           <w:sz w:val="24"/>
         </w:rPr>
         <w:t>Algumas telas ainda usam dados mockados porque o objetivo inicial é demonstrar o</w:t>
@@ -1029,6 +1026,7 @@
       <w:r>
         <w:rPr>
           <w:rFonts w:ascii="Times New Roman" w:hAnsi="Times New Roman"/>
+          <w:b w:val="0"/>
           <w:sz w:val="24"/>
         </w:rPr>
         <w:t>fluxo completo do produto antes de integrar todos os módulos. Isso permite</w:t>
@@ -1043,6 +1041,7 @@
       <w:r>
         <w:rPr>
           <w:rFonts w:ascii="Times New Roman" w:hAnsi="Times New Roman"/>
+          <w:b w:val="0"/>
           <w:sz w:val="24"/>
         </w:rPr>
         <w:t>validar a experiência visual sem bloquear a evolução por dependências de backend.</w:t>
@@ -1050,7 +1049,7 @@
     </w:p>
     <w:p>
       <w:pPr>
-        <w:spacing w:before="240" w:after="120" w:line="360" w:lineRule="auto"/>
+        <w:pStyle w:val="Heading1"/>
         <w:jc w:val="left"/>
       </w:pPr>
       <w:r>
@@ -1059,7 +1058,7 @@
           <w:b/>
           <w:sz w:val="24"/>
         </w:rPr>
-        <w:t>11. INTEGRAÇÃO GRADUAL</w:t>
+        <w:t>11 INTEGRAÇÃO GRADUAL</w:t>
       </w:r>
     </w:p>
     <w:p>
@@ -1071,6 +1070,7 @@
       <w:r>
         <w:rPr>
           <w:rFonts w:ascii="Times New Roman" w:hAnsi="Times New Roman"/>
+          <w:b w:val="0"/>
           <w:sz w:val="24"/>
         </w:rPr>
         <w:t>O projeto está sendo integrado por partes:</w:t>
@@ -1084,6 +1084,7 @@
       <w:r>
         <w:rPr>
           <w:rFonts w:ascii="Times New Roman" w:hAnsi="Times New Roman"/>
+          <w:b w:val="0"/>
           <w:sz w:val="24"/>
         </w:rPr>
         <w:t>Login real.</w:t>
@@ -1097,6 +1098,7 @@
       <w:r>
         <w:rPr>
           <w:rFonts w:ascii="Times New Roman" w:hAnsi="Times New Roman"/>
+          <w:b w:val="0"/>
           <w:sz w:val="24"/>
         </w:rPr>
         <w:t>Pacientes reais.</w:t>
@@ -1110,6 +1112,7 @@
       <w:r>
         <w:rPr>
           <w:rFonts w:ascii="Times New Roman" w:hAnsi="Times New Roman"/>
+          <w:b w:val="0"/>
           <w:sz w:val="24"/>
         </w:rPr>
         <w:t>Agenda real.</w:t>
@@ -1123,6 +1126,7 @@
       <w:r>
         <w:rPr>
           <w:rFonts w:ascii="Times New Roman" w:hAnsi="Times New Roman"/>
+          <w:b w:val="0"/>
           <w:sz w:val="24"/>
         </w:rPr>
         <w:t>Chatbot integrado.</w:t>
@@ -1137,9 +1141,113 @@
       <w:r>
         <w:rPr>
           <w:rFonts w:ascii="Times New Roman" w:hAnsi="Times New Roman"/>
+          <w:b w:val="0"/>
           <w:sz w:val="24"/>
         </w:rPr>
         <w:t>Essa abordagem reduz risco e facilita apresentar evolução contínua.</w:t>
+      </w:r>
+    </w:p>
+    <w:p>
+      <w:r>
+        <w:br w:type="page"/>
+      </w:r>
+    </w:p>
+    <w:p>
+      <w:pPr>
+        <w:jc w:val="left"/>
+      </w:pPr>
+      <w:r>
+        <w:rPr>
+          <w:rFonts w:ascii="Times New Roman" w:hAnsi="Times New Roman"/>
+          <w:b/>
+          <w:sz w:val="24"/>
+        </w:rPr>
+        <w:t>REFERÊNCIAS</w:t>
+      </w:r>
+    </w:p>
+    <w:p/>
+    <w:p>
+      <w:pPr>
+        <w:spacing w:line="240" w:lineRule="auto" w:after="240"/>
+        <w:jc w:val="left"/>
+      </w:pPr>
+      <w:r>
+        <w:rPr>
+          <w:rFonts w:ascii="Times New Roman" w:hAnsi="Times New Roman"/>
+          <w:b w:val="0"/>
+          <w:sz w:val="24"/>
+        </w:rPr>
+        <w:t>ASSOCIAÇÃO BRASILEIRA DE NORMAS TÉCNICAS. NBR 14724: informação e documentação: trabalhos acadêmicos: apresentação. Rio de Janeiro: ABNT, 2011.</w:t>
+      </w:r>
+    </w:p>
+    <w:p>
+      <w:pPr>
+        <w:spacing w:line="240" w:lineRule="auto" w:after="240"/>
+        <w:jc w:val="left"/>
+      </w:pPr>
+      <w:r>
+        <w:rPr>
+          <w:rFonts w:ascii="Times New Roman" w:hAnsi="Times New Roman"/>
+          <w:b w:val="0"/>
+          <w:sz w:val="24"/>
+        </w:rPr>
+        <w:t>ASSOCIAÇÃO BRASILEIRA DE NORMAS TÉCNICAS. NBR 6023: informação e documentação: referências: elaboração. Rio de Janeiro: ABNT, 2018.</w:t>
+      </w:r>
+    </w:p>
+    <w:p>
+      <w:pPr>
+        <w:spacing w:line="240" w:lineRule="auto" w:after="240"/>
+        <w:jc w:val="left"/>
+      </w:pPr>
+      <w:r>
+        <w:rPr>
+          <w:rFonts w:ascii="Times New Roman" w:hAnsi="Times New Roman"/>
+          <w:b w:val="0"/>
+          <w:sz w:val="24"/>
+        </w:rPr>
+        <w:t>ORACLE. Java Platform, Standard Edition Documentation. Disponível em: https://docs.oracle.com/en/java/. Acesso em: 30 maio 2026.</w:t>
+      </w:r>
+    </w:p>
+    <w:p>
+      <w:pPr>
+        <w:spacing w:line="240" w:lineRule="auto" w:after="240"/>
+        <w:jc w:val="left"/>
+      </w:pPr>
+      <w:r>
+        <w:rPr>
+          <w:rFonts w:ascii="Times New Roman" w:hAnsi="Times New Roman"/>
+          <w:b w:val="0"/>
+          <w:sz w:val="24"/>
+        </w:rPr>
+        <w:t>POSTGRESQL GLOBAL DEVELOPMENT GROUP. PostgreSQL Documentation. Disponível em: https://www.postgresql.org/docs/. Acesso em: 30 maio 2026.</w:t>
+      </w:r>
+    </w:p>
+    <w:p>
+      <w:pPr>
+        <w:spacing w:line="240" w:lineRule="auto" w:after="240"/>
+        <w:jc w:val="left"/>
+      </w:pPr>
+      <w:r>
+        <w:rPr>
+          <w:rFonts w:ascii="Times New Roman" w:hAnsi="Times New Roman"/>
+          <w:b w:val="0"/>
+          <w:sz w:val="24"/>
+        </w:rPr>
+        <w:t>REACT. React Documentation. Disponível em: https://react.dev/. Acesso em: 30 maio 2026.</w:t>
+      </w:r>
+    </w:p>
+    <w:p>
+      <w:pPr>
+        <w:spacing w:line="240" w:lineRule="auto" w:after="240"/>
+        <w:jc w:val="left"/>
+      </w:pPr>
+      <w:r>
+        <w:rPr>
+          <w:rFonts w:ascii="Times New Roman" w:hAnsi="Times New Roman"/>
+          <w:b w:val="0"/>
+          <w:sz w:val="24"/>
+        </w:rPr>
+        <w:t>SPRING. Spring Boot Reference Documentation. Disponível em: https://docs.spring.io/spring-boot/. Acesso em: 30 maio 2026.</w:t>
       </w:r>
     </w:p>
     <w:sectPr>
@@ -1147,9 +1255,31 @@
       <w:pgMar w:top="1701" w:right="1134" w:bottom="1134" w:left="1701" w:header="720" w:footer="720" w:gutter="0"/>
       <w:cols w:space="720"/>
       <w:docGrid w:linePitch="360"/>
+      <w:pgNumType w:start="1"/>
     </w:sectPr>
   </w:body>
 </w:document>
+</file>
+
+<file path=word/header1.xml><?xml version="1.0" encoding="utf-8"?>
+<w:hdr xmlns:m="http://schemas.openxmlformats.org/officeDocument/2006/math" xmlns:mc="http://schemas.openxmlformats.org/markup-compatibility/2006" xmlns:mo="http://schemas.microsoft.com/office/mac/office/2008/main" xmlns:mv="urn:schemas-microsoft-com:mac:vml" xmlns:o="urn:schemas-microsoft-com:office:office" xmlns:r="http://schemas.openxmlformats.org/officeDocument/2006/relationships" xmlns:v="urn:schemas-microsoft-com:vml" xmlns:w10="urn:schemas-microsoft-com:office:word" xmlns:w14="http://schemas.microsoft.com/office/word/2010/wordml" xmlns:w="http://schemas.openxmlformats.org/wordprocessingml/2006/main" xmlns:wne="http://schemas.microsoft.com/office/word/2006/wordml" xmlns:wp14="http://schemas.microsoft.com/office/word/2010/wordprocessingDrawing" xmlns:wp="http://schemas.openxmlformats.org/drawingml/2006/wordprocessingDrawing" xmlns:wpc="http://schemas.microsoft.com/office/word/2010/wordprocessingCanvas" xmlns:wpg="http://schemas.microsoft.com/office/word/2010/wordprocessingGroup" xmlns:wpi="http://schemas.microsoft.com/office/word/2010/wordprocessingInk" xmlns:wps="http://schemas.microsoft.com/office/word/2010/wordprocessingShape" mc:Ignorable="w14 wp14">
+  <w:p>
+    <w:pPr>
+      <w:pStyle w:val="Header"/>
+      <w:jc w:val="right"/>
+    </w:pPr>
+    <w:r>
+      <w:rPr>
+        <w:rFonts w:ascii="Times New Roman" w:hAnsi="Times New Roman"/>
+        <w:b w:val="0"/>
+        <w:sz w:val="24"/>
+      </w:rPr>
+      <w:fldChar w:fldCharType="begin"/>
+      <w:instrText xml:space="preserve">PAGE</w:instrText>
+      <w:fldChar w:fldCharType="end"/>
+    </w:r>
+  </w:p>
+</w:hdr>
 </file>
 
 <file path=word/numbering.xml><?xml version="1.0" encoding="utf-8"?>
